--- a/template.docx
+++ b/template.docx
@@ -321,15 +321,7 @@
           <w:bCs/>
           <w:lang w:eastAsia="ru-RU"/>
         </w:rPr>
-        <w:t xml:space="preserve">                                           м. Київ                                          №_</w:t>
-      </w:r>
-      <w:r>
-        <w:rPr>
-          <w:rFonts w:eastAsia="Times New Roman"/>
-          <w:bCs/>
-          <w:lang w:val="ru-RU" w:eastAsia="ru-RU"/>
-        </w:rPr>
-        <w:t>{</w:t>
+        <w:t xml:space="preserve">                                           м. Київ                                          №</w:t>
       </w:r>
       <w:r>
         <w:rPr>
@@ -337,15 +329,7 @@
           <w:bCs/>
           <w:lang w:val="en-US" w:eastAsia="ru-RU"/>
         </w:rPr>
-        <w:t>order</w:t>
-      </w:r>
-      <w:r>
-        <w:rPr>
-          <w:rFonts w:eastAsia="Times New Roman"/>
-          <w:bCs/>
-          <w:lang w:val="ru-RU" w:eastAsia="ru-RU"/>
-        </w:rPr>
-        <w:t>_</w:t>
+        <w:t>{</w:t>
       </w:r>
       <w:r>
         <w:rPr>
@@ -353,13 +337,29 @@
           <w:bCs/>
           <w:lang w:val="en-US" w:eastAsia="ru-RU"/>
         </w:rPr>
+        <w:t>order</w:t>
+      </w:r>
+      <w:r>
+        <w:rPr>
+          <w:rFonts w:eastAsia="Times New Roman"/>
+          <w:bCs/>
+          <w:lang w:val="en-US" w:eastAsia="ru-RU"/>
+        </w:rPr>
+        <w:t>_</w:t>
+      </w:r>
+      <w:r>
+        <w:rPr>
+          <w:rFonts w:eastAsia="Times New Roman"/>
+          <w:bCs/>
+          <w:lang w:val="en-US" w:eastAsia="ru-RU"/>
+        </w:rPr>
         <w:t>number</w:t>
       </w:r>
       <w:r>
         <w:rPr>
           <w:rFonts w:eastAsia="Times New Roman"/>
           <w:bCs/>
-          <w:lang w:val="ru-RU" w:eastAsia="ru-RU"/>
+          <w:lang w:val="en-US" w:eastAsia="ru-RU"/>
         </w:rPr>
         <w:t>}</w:t>
       </w:r>
@@ -369,7 +369,7 @@
           <w:bCs/>
           <w:lang w:eastAsia="ru-RU"/>
         </w:rPr>
-        <w:t>_-НР</w:t>
+        <w:t>-НР</w:t>
       </w:r>
     </w:p>
     <w:p>
@@ -386,6 +386,7 @@
     </w:p>
     <w:p>
       <w:pPr>
+        <w:spacing w:line="360" w:lineRule="auto"/>
         <w:ind w:firstLine="709"/>
         <w:jc w:val="both"/>
         <w:rPr>
@@ -400,36 +401,28 @@
           <w:bCs/>
           <w:lang w:eastAsia="ru-RU"/>
         </w:rPr>
-        <w:t xml:space="preserve">1. Добовий наряд на </w:t>
+        <w:t>{</w:t>
       </w:r>
       <w:r>
         <w:rPr>
           <w:rFonts w:eastAsia="Times New Roman"/>
           <w:bCs/>
-          <w:lang w:eastAsia="ru-RU"/>
-        </w:rPr>
-        <w:t>{date}</w:t>
+          <w:lang w:val="en-US" w:eastAsia="ru-RU"/>
+        </w:rPr>
+        <w:t>items</w:t>
       </w:r>
       <w:r>
         <w:rPr>
           <w:rFonts w:eastAsia="Times New Roman"/>
           <w:bCs/>
-          <w:lang w:val="ru-MD" w:eastAsia="ru-RU"/>
-        </w:rPr>
-        <w:t xml:space="preserve"> </w:t>
-      </w:r>
-      <w:r>
-        <w:rPr>
-          <w:rFonts w:eastAsia="Times New Roman"/>
-          <w:bCs/>
-          <w:lang w:eastAsia="ru-RU"/>
-        </w:rPr>
-        <w:t>року призначити в складі:</w:t>
-      </w:r>
-    </w:p>
-    <w:p>
-      <w:pPr>
-        <w:spacing w:before="120" w:after="160"/>
+          <w:lang w:eastAsia="ru-RU"/>
+        </w:rPr>
+        <w:t>}</w:t>
+      </w:r>
+    </w:p>
+    <w:p>
+      <w:pPr>
+        <w:spacing w:line="360" w:lineRule="auto"/>
         <w:ind w:firstLine="709"/>
         <w:jc w:val="both"/>
         <w:rPr>
@@ -438,25 +431,10 @@
           <w:lang w:eastAsia="ru-RU"/>
         </w:rPr>
       </w:pPr>
-      <w:r>
-        <w:rPr>
-          <w:rFonts w:eastAsia="Times New Roman"/>
-          <w:bCs/>
-          <w:lang w:eastAsia="ru-RU"/>
-        </w:rPr>
-        <w:t xml:space="preserve">1.1. Черговий частини – </w:t>
-      </w:r>
-      <w:r>
-        <w:rPr>
-          <w:rFonts w:eastAsia="Times New Roman"/>
-          <w:lang w:eastAsia="ru-RU"/>
-        </w:rPr>
-        <w:t>{duty_officer}</w:t>
-      </w:r>
-    </w:p>
-    <w:p>
-      <w:pPr>
-        <w:spacing w:before="120" w:after="160"/>
+    </w:p>
+    <w:p>
+      <w:pPr>
+        <w:spacing w:line="360" w:lineRule="auto"/>
         <w:ind w:firstLine="709"/>
         <w:jc w:val="both"/>
         <w:rPr>
@@ -465,195 +443,6 @@
           <w:lang w:eastAsia="ru-RU"/>
         </w:rPr>
       </w:pPr>
-      <w:r>
-        <w:rPr>
-          <w:rFonts w:eastAsia="Times New Roman"/>
-          <w:bCs/>
-          <w:lang w:eastAsia="ru-RU"/>
-        </w:rPr>
-        <w:t xml:space="preserve">1.2. Помічник чергового частини – </w:t>
-      </w:r>
-      <w:r>
-        <w:rPr>
-          <w:rFonts w:eastAsia="Times New Roman"/>
-          <w:lang w:eastAsia="ru-RU"/>
-        </w:rPr>
-        <w:t>{assistant_duty}</w:t>
-      </w:r>
-    </w:p>
-    <w:p>
-      <w:pPr>
-        <w:spacing w:before="120" w:after="160"/>
-        <w:ind w:firstLine="709"/>
-        <w:jc w:val="both"/>
-        <w:rPr>
-          <w:rFonts w:eastAsia="Times New Roman"/>
-          <w:bCs/>
-          <w:lang w:eastAsia="ru-RU"/>
-        </w:rPr>
-      </w:pPr>
-      <w:r>
-        <w:rPr>
-          <w:rFonts w:eastAsia="Times New Roman"/>
-          <w:bCs/>
-          <w:lang w:eastAsia="ru-RU"/>
-        </w:rPr>
-        <w:t xml:space="preserve">1.3. Начальник варти – </w:t>
-      </w:r>
-      <w:r>
-        <w:rPr>
-          <w:rFonts w:eastAsia="Times New Roman"/>
-          <w:lang w:eastAsia="ru-RU"/>
-        </w:rPr>
-        <w:t>{guard_chief}</w:t>
-      </w:r>
-    </w:p>
-    <w:p>
-      <w:pPr>
-        <w:spacing w:before="120" w:after="160"/>
-        <w:ind w:firstLine="709"/>
-        <w:jc w:val="both"/>
-        <w:rPr>
-          <w:rFonts w:eastAsia="Times New Roman"/>
-          <w:bCs/>
-          <w:lang w:eastAsia="ru-RU"/>
-        </w:rPr>
-      </w:pPr>
-      <w:r>
-        <w:rPr>
-          <w:rFonts w:eastAsia="Times New Roman"/>
-          <w:bCs/>
-          <w:lang w:eastAsia="ru-RU"/>
-        </w:rPr>
-        <w:t xml:space="preserve">1.4. Черговий парку – </w:t>
-      </w:r>
-      <w:r>
-        <w:rPr>
-          <w:rFonts w:eastAsia="Times New Roman"/>
-          <w:lang w:eastAsia="ru-RU"/>
-        </w:rPr>
-        <w:t>{park_duty}</w:t>
-      </w:r>
-    </w:p>
-    <w:p>
-      <w:pPr>
-        <w:spacing w:before="120" w:after="160"/>
-        <w:ind w:firstLine="709"/>
-        <w:jc w:val="both"/>
-        <w:rPr>
-          <w:rFonts w:eastAsia="Times New Roman"/>
-          <w:bCs/>
-          <w:lang w:eastAsia="ru-RU"/>
-        </w:rPr>
-      </w:pPr>
-      <w:r>
-        <w:rPr>
-          <w:rFonts w:eastAsia="Times New Roman"/>
-          <w:bCs/>
-          <w:lang w:eastAsia="ru-RU"/>
-        </w:rPr>
-        <w:t xml:space="preserve">1.5. Черговий підрозділ – </w:t>
-      </w:r>
-      <w:r>
-        <w:rPr>
-          <w:rFonts w:eastAsia="Times New Roman"/>
-          <w:bCs/>
-          <w:lang w:eastAsia="ru-RU"/>
-        </w:rPr>
-        <w:t>{duty_subunit}</w:t>
-      </w:r>
-    </w:p>
-    <w:p>
-      <w:pPr>
-        <w:spacing w:before="120" w:after="160"/>
-        <w:ind w:firstLine="709"/>
-        <w:jc w:val="both"/>
-        <w:rPr>
-          <w:rFonts w:eastAsia="Times New Roman"/>
-          <w:bCs/>
-          <w:lang w:eastAsia="ru-RU"/>
-        </w:rPr>
-      </w:pPr>
-      <w:r>
-        <w:rPr>
-          <w:rFonts w:eastAsia="Times New Roman"/>
-          <w:bCs/>
-          <w:lang w:eastAsia="ru-RU"/>
-        </w:rPr>
-        <w:t xml:space="preserve">1.6. Добовий наряд від </w:t>
-      </w:r>
-      <w:r>
-        <w:rPr>
-          <w:rFonts w:eastAsia="Times New Roman"/>
-          <w:bCs/>
-          <w:lang w:eastAsia="ru-RU"/>
-        </w:rPr>
-        <w:t>{subunit_duty}</w:t>
-      </w:r>
-    </w:p>
-    <w:p>
-      <w:pPr>
-        <w:spacing w:before="120" w:after="160"/>
-        <w:ind w:firstLine="709"/>
-        <w:jc w:val="both"/>
-        <w:rPr>
-          <w:rFonts w:eastAsia="Times New Roman"/>
-          <w:bCs/>
-          <w:lang w:eastAsia="ru-RU"/>
-        </w:rPr>
-      </w:pPr>
-      <w:r>
-        <w:rPr>
-          <w:rFonts w:eastAsia="Times New Roman"/>
-          <w:bCs/>
-          <w:lang w:eastAsia="ru-RU"/>
-        </w:rPr>
-        <w:t xml:space="preserve">1.7. Наряд на роботи від </w:t>
-      </w:r>
-      <w:r>
-        <w:rPr>
-          <w:rFonts w:eastAsia="Times New Roman"/>
-          <w:bCs/>
-          <w:lang w:eastAsia="ru-RU"/>
-        </w:rPr>
-        <w:t xml:space="preserve">{work_duty} </w:t>
-      </w:r>
-      <w:r>
-        <w:rPr>
-          <w:rFonts w:eastAsia="Times New Roman"/>
-          <w:bCs/>
-          <w:lang w:eastAsia="ru-RU"/>
-        </w:rPr>
-        <w:t>(у цьому пункті вказується також тривалість роботи, на котру годину, куди та в чиє розпорядження має прибути наряд).</w:t>
-      </w:r>
-    </w:p>
-    <w:p>
-      <w:pPr>
-        <w:spacing w:after="160"/>
-        <w:ind w:firstLine="709"/>
-        <w:jc w:val="both"/>
-        <w:rPr>
-          <w:rFonts w:eastAsia="Times New Roman"/>
-          <w:bCs/>
-          <w:lang w:val="ru-RU" w:eastAsia="ru-RU"/>
-        </w:rPr>
-      </w:pPr>
-      <w:r>
-        <w:rPr>
-          <w:rFonts w:eastAsia="Times New Roman"/>
-          <w:bCs/>
-          <w:lang w:eastAsia="ru-RU"/>
-        </w:rPr>
-        <w:t xml:space="preserve">1.8. Зброю і боєприпаси для несення служби видавати </w:t>
-      </w:r>
-      <w:r>
-        <w:rPr>
-          <w:rFonts w:eastAsia="Times New Roman"/>
-          <w:bCs/>
-          <w:lang w:eastAsia="ru-RU"/>
-        </w:rPr>
-        <w:t>{weapon_ammo}</w:t>
-      </w:r>
     </w:p>
     <w:p>
       <w:pPr>

--- a/template.docx
+++ b/template.docx
@@ -522,7 +522,7 @@
         <w:t>{rank}</w:t>
       </w:r>
       <w:r>
-        <w:t xml:space="preserve">                                                                                                   </w:t>
+        <w:t xml:space="preserve">                                                                                                 </w:t>
       </w:r>
       <w:r>
         <w:rPr>
